--- a/MIMs-latest-mt.docx
+++ b/MIMs-latest-mt.docx
@@ -86,7 +86,7 @@
           <w:color w:val="003399"/>
           <w:sz w:val="52"/>
         </w:rPr>
-        <w:t>Lista ta' Verifika għall-Akkwist bl-użu tal-Mekkaniżmi Minimi għall-Interoperabbiltà (MIMs)</w:t>
+        <w:t>Lista ta' Verifika għall-Akkwist ibbażata fuq il-Mekkaniżmi Minimi għall-Interoperabbiltà (MIMs)</w:t>
       </w:r>
     </w:p>
     <w:p>
@@ -101,7 +101,7 @@
           <w:color w:val="C2186F"/>
           <w:sz w:val="30"/>
         </w:rPr>
-        <w:t>X'għandek tinkludi f'sejħa għall-offerti biex il-belt iżżomm id-data tagħha</w:t>
+        <w:t>X'għandek tispeċifika fid-dokumenti tas-sejħa għall-offerti biex il-belt iżżomm il-kontroll tad-data tagħha</w:t>
       </w:r>
     </w:p>
     <w:p>
@@ -116,7 +116,7 @@
           <w:color w:val="5A5A6E"/>
           <w:sz w:val="22"/>
         </w:rPr>
-        <w:t>Għal MIMs Plus 9.0 minn OASC</w:t>
+        <w:t>Speċifikazzjoni: MIMs Plus 9.0 minn OASC</w:t>
       </w:r>
     </w:p>
     <w:p>
@@ -131,7 +131,7 @@
           <w:color w:val="5A5A6E"/>
           <w:sz w:val="18"/>
         </w:rPr>
-        <w:t>Għall-uffiċjali tal-akkwist pubbliku, maniġers ta' proġetti u CIOs ta' muniċipalitajiet Ewropej</w:t>
+        <w:t>Għall-uffiċjali tal-akkwist pubbliku, il-maniġers tal-proġetti u l-maniġers tal-IT tal-muniċipalitajiet Ewropej</w:t>
       </w:r>
     </w:p>
     <w:p>
@@ -165,7 +165,7 @@
           <w:color w:val="003399"/>
           <w:sz w:val="36"/>
         </w:rPr>
-        <w:t>Għaliex dan il-ktejjeb</w:t>
+        <w:t>L-għan ta' dan il-ktejjeb</w:t>
       </w:r>
     </w:p>
     <w:p>
@@ -191,7 +191,7 @@
           <w:i w:val="0"/>
           <w:sz w:val="21"/>
         </w:rPr>
-        <w:t>M'hemmx għalfejn ikun hekk. Il-Mekkaniżmi Minimi għall-Interoperabbiltà (MIMs), miżmuma minn Open &amp; Agile Smart Cities (OASC) u approvati permezz tal-moviment Ewropew living-in.eu, jiddeskrivu r-rekwiżiti tekniċi minimi li jżommu d-data tiegħek miftuħa, li tista' terġa' tintuża u newtrali mill-bejjiegħa. Huma deliberatament konċiżi: mhumiex arkitettura grandjuża, iżda biss il-ftit affarijiet li għandhom japplikaw sabiex is-sistemi jkunu jistgħu jikkomunikaw ma' xulxin.</w:t>
+        <w:t>M'hemmx għalfejn ikun hekk. Il-Mekkaniżmi Minimi għall-Interoperabbiltà (MIMs), miżmuma minn Open &amp; Agile Smart Cities (OASC) u approvati permezz tal-moviment Ewropew living-in.eu, jiddeskrivu r-rekwiżiti tekniċi minimi li jżommu d-data tiegħek miftuħa, li tista' terġa' tintuża u newtrali mill-fornituri. Huma deliberatament konċiżi: mhumiex arkitettura kbira, iżda biss il-ftit kundizzjonijiet li jridu japplikaw sabiex is-sistemi jkunu jistgħu jiskambjaw id-data.</w:t>
       </w:r>
     </w:p>
     <w:p>
@@ -204,7 +204,7 @@
           <w:i w:val="0"/>
           <w:sz w:val="21"/>
         </w:rPr>
-        <w:t>M'għandekx bżonn tkun inġinier biex tużahom. Kull lista ta' verifika tibdel MIM wieħed f'punti b'lingwaġġ sempliċi li tista' tikkopja f'sejħa għall-offerti, bir-raġuni għalfejn kull wieħed jipproteġik. Eżatt wara l-lista ta' verifika ssib kull rekwiżit ta' dak il-MIM, kelma b'kelma, sabiex il-kollegi tekniċi u l-offerenti tiegħek ikunu jistgħu jivverifikaw id-dettalji.</w:t>
+        <w:t>M'hemm bżonn l-ebda sfond tekniku biex tuża dan il-ktejjeb. Kull lista ta' verifika tibdel MIM wieħed f'punti ta' verifika b'lingwaġġ sempliċi li tista' tikkopja f'sejħa għall-offerti, bir-raġuni għalfejn kull wieħed jipproteġik. Eżatt wara l-lista ta' verifika ssib kull rekwiżit ta' dak il-MIM, kelma b'kelma, sabiex il-kollegi tekniċi u l-offerenti tiegħek ikunu jistgħu jivverifikaw id-dettalji.</w:t>
       </w:r>
     </w:p>
     <w:p>
@@ -217,7 +217,7 @@
           <w:i w:val="0"/>
           <w:sz w:val="21"/>
         </w:rPr>
-        <w:t>Il-bliet li jirrikjedu l-MIMs jixtru darba u jerġgħu jużaw bosta drabi: id-data dwar il-kwalità tal-arja tmigħ id-dashboard tal-iskola, l-inventarju tad-dwal tat-toroq jitma' l-pjan tal-enerġija, u l-fornitur li jmiss ikompli fejn ħalla tal-aħħar. Dan huwa xi tfisser l-interoperabbiltà fil-prattika — u hija dejjem aktar mistennija fi proġetti ffinanzjati mill-UE.</w:t>
+        <w:t>Il-bliet li jirrikjedu l-MIMs jixtru darba u jerġgħu jużaw bosta drabi: id-data dwar il-kwalità tal-arja tforni d-dashboard tal-iskola, u l-inventarju tad-dwal tat-toroq jalimenta l-pjan tal-enerġija, u l-fornitur li jmiss ikompli fejn ħalla tal-aħħar. Dan huwa xi tfisser l-interoperabbiltà fil-prattika — u hija dejjem aktar mistennija fi proġetti ffinanzjati mill-UE.</w:t>
       </w:r>
     </w:p>
     <w:tbl>
@@ -839,7 +839,7 @@
                 <w:i w:val="0"/>
                 <w:sz w:val="19"/>
               </w:rPr>
-              <w:t>Il-punti tal-lista ta' verifika jgħidu “għandu” anki fejn l-ispeċifikazzjoni tirrakkomanda biss (għandu jikkunsidra) jew telenka mekkaniżmu kandidat. Dik hija d-deċiżjoni tal-awtorità kontraenti.</w:t>
+              <w:t>Il-punti tal-lista ta' verifika jiddikjaraw kull punt bħala rekwiżit anki fejn l-ispeċifikazzjoni tirrakkomanda biss (għandu jikkunsidra) jew telenka mekkaniżmu kandidat. Dik hija d-deċiżjoni tal-awtorità kontraenti.</w:t>
             </w:r>
           </w:p>
         </w:tc>
@@ -888,7 +888,7 @@
           <w:i w:val="0"/>
           <w:sz w:val="21"/>
         </w:rPr>
-        <w:t>Seba' mekkaniżmi żgħar, għan wieħed: id-data tiegħek tibqa' tiegħek, u s-sistemi tiegħek ikunu jistgħu jikkomunikaw ma' xulxin.</w:t>
+        <w:t>Seba' mekkaniżmi żgħar, għan wieħed: id-data tibqa' taħt il-kontroll tal-belt u s-sistemi jaħdmu flimkien.</w:t>
       </w:r>
     </w:p>
     <w:p>
@@ -983,7 +983,7 @@
           <w:color w:val="C2186F"/>
           <w:sz w:val="19"/>
         </w:rPr>
-        <w:t xml:space="preserve">Kull ħaġa għandha isem li jibqa' għaddej?  </w:t>
+        <w:t xml:space="preserve">Kull entità għandha identifikatur li jservi fit-tul?  </w:t>
       </w:r>
       <w:r>
         <w:rPr>
@@ -1101,7 +1101,7 @@
           <w:color w:val="C2186F"/>
           <w:sz w:val="19"/>
         </w:rPr>
-        <w:t xml:space="preserve">Nistgħu naqsmu b'termini ċari?  </w:t>
+        <w:t xml:space="preserve">Nistgħu naqsmu d-data b'termini ċari?  </w:t>
       </w:r>
       <w:r>
         <w:rPr>
@@ -1538,7 +1538,7 @@
           <w:color w:val="5A5A6E"/>
           <w:sz w:val="18"/>
         </w:rPr>
-        <w:t xml:space="preserve">Il-kuntrattur li jmiss tiegħek — jew il-persunal tiegħek stess — jista' juża d-data mingħajr ma jistaqsi lill-bejjiegħ.   </w:t>
+        <w:t xml:space="preserve">Il-kuntrattur li jmiss tiegħek — jew il-persunal tiegħek stess — jista' juża d-data mingħajr ma jistaqsi lill-fornitur.   </w:t>
       </w:r>
       <w:r>
         <w:rPr>
@@ -1945,7 +1945,7 @@
                 <w:i w:val="0"/>
                 <w:sz w:val="18"/>
               </w:rPr>
-              <w:t>Ipprezzar għal kull talba għad-data tal-belt stess (ara l-klawżola “Ebda tariffi għal kull utent / għal kull talba”).</w:t>
+              <w:t>Ipprezzar għal kull talba għad-data tal-belt stess (ara l-klawżola “Ebda tariffi għad-data stess”).</w:t>
             </w:r>
           </w:p>
         </w:tc>
@@ -2829,7 +2829,7 @@
           <w:color w:val="003399"/>
           <w:sz w:val="36"/>
         </w:rPr>
-        <w:t>MIM1 · Kull ħaġa għandha isem li jibqa' għaddej?</w:t>
+        <w:t>MIM1 · Kull entità għandha identifikatur li jservi fit-tul?</w:t>
       </w:r>
     </w:p>
     <w:p>
@@ -4206,7 +4206,7 @@
           <w:i w:val="0"/>
           <w:sz w:val="20"/>
         </w:rPr>
-        <w:t>L-estensjonijiet huma kkonsenjati bħala profili/żidiet iddokumentati fuq il-mudell standard — qatt bħala fergħa privata modifikata.</w:t>
+        <w:t>L-estensjonijiet huma kkonsenjati bħala profili/żidiet iddokumentati fuq il-mudell standard — qatt bħala fork privata modifikata.</w:t>
       </w:r>
     </w:p>
     <w:p>
@@ -4421,7 +4421,7 @@
                 <w:i w:val="0"/>
                 <w:sz w:val="18"/>
               </w:rPr>
-              <w:t>“Il-mudell ta' data proprjetarju tagħna huwa aktar rikk mill-istandard.”</w:t>
+              <w:t>“Il-mudell ta' data proprjetarju tagħna fih aktar dettalji mill-istandard.”</w:t>
             </w:r>
           </w:p>
           <w:p>
@@ -4985,7 +4985,7 @@
                 <w:color w:val="5A5A6E"/>
                 <w:sz w:val="16"/>
               </w:rPr>
-              <w:t>The documentation of the data transport format should be sufficient to allow the creation of non-proprietary application or interpretor that is able to reconstruct all the data stored in such a data format.</w:t>
+              <w:t>The documentation of the data transport format should be sufficient to allow the creation of non-proprietary application or interpretor [sic] that is able to reconstruct all the data stored in such a data format.</w:t>
             </w:r>
           </w:p>
         </w:tc>
@@ -5280,7 +5280,7 @@
           <w:color w:val="003399"/>
           <w:sz w:val="36"/>
         </w:rPr>
-        <w:t>MIM3 · Nistgħu naqsmu b'termini ċari?</w:t>
+        <w:t>MIM3 · Nistgħu naqsmu d-data b'termini ċari?</w:t>
       </w:r>
     </w:p>
     <w:p>
@@ -5317,7 +5317,7 @@
           <w:i w:val="0"/>
           <w:sz w:val="20"/>
         </w:rPr>
-        <w:t>Mhux id-data kollha tal-belt tista' tiġi sempliċement ippubblikata: xi wħud hija kummerċjali, xi wħud sensittiva. MIM3 jittratta l-kondiviżjoni tal-kumplament xorta waħda, b'mod sikur: katalgu li n-nies jistgħu jfittxu fih, liċenzji minn mudelli minflok kliem legali mfassal apposta, u regoli ta' governanza li kulħadd jista' jaqra. L-ispeċifikazzjoni tifformula kważi l-MIM3 kollu bħala rakkomandazzjoni (ara p. 3).</w:t>
+        <w:t>Mhux id-data kollha tal-belt tista' tiġi sempliċement ippubblikata: parti minnha hija kummerċjali, u oħra sensittiva. MIM3 jittratta l-kondiviżjoni tal-kumplament xorta waħda, b'mod sikur: katalgu li n-nies jistgħu jfittxu fih, liċenzji minn mudelli minflok test legali mfassal apposta, u regoli ta' governanza li kulħadd jista' jaqra. L-ispeċifikazzjoni tifformula kważi l-MIM3 kollu bħala rakkomandazzjoni (ara p. 3).</w:t>
       </w:r>
     </w:p>
     <w:p>
@@ -5402,7 +5402,7 @@
           <w:i w:val="0"/>
           <w:sz w:val="20"/>
         </w:rPr>
-        <w:t>It-termini u l-liċenzji għall-użu tad-data jiġu minn mudelli magħrufa sew (eż. liċenzji miftuħa, ftehimiet standard għall-kondiviżjoni tad-data), mhux lingwaġġ legali mfassal apposta għal kull sett ta' data.</w:t>
+        <w:t>It-termini u l-liċenzji għall-użu tad-data jiġu minn mudelli magħrufa sew (eż. liċenzji miftuħa, ftehimiet standard għall-kondiviżjoni tad-data), mhux test legali mfassal apposta għal kull sett ta' data.</w:t>
       </w:r>
     </w:p>
     <w:p>
@@ -5416,7 +5416,7 @@
           <w:color w:val="5A5A6E"/>
           <w:sz w:val="18"/>
         </w:rPr>
-        <w:t xml:space="preserve">Il-ftehimiet jistgħu jespandu; l-avukati ma jsirux l-ostaklu.   </w:t>
+        <w:t xml:space="preserve">L-arranġamenti jistgħu jiġu skalati mingħajr reviżjoni legali każ b'każ.   </w:t>
       </w:r>
       <w:r>
         <w:rPr>
@@ -6112,7 +6112,7 @@
                 <w:i w:val="0"/>
                 <w:sz w:val="16"/>
               </w:rPr>
-              <w:t>It-termini u l-kundizzjonijiet għandhom jikkunsidraw li jkunu konformi mal-mudell ġenerali ta' governanza tal-ekosistema tad-data u M'GĦANDHOMX jikkonfliġġu miegħu. (Nota: Fornitur ta' data jista' jiddeċiedi li ma jipparteċipax f'ekosistema ta' data jekk il-mudell ta' governanza sottostanti jkun restrittiv wisq jew permissiv wisq.)</w:t>
+              <w:t>It-termini u l-kundizzjonijiet għandhom jikkunsidraw li jkunu konformi mal-mudell ġenerali ta' governanza tal-ekosistema tad-data u m'għandhomx jikkonfliġġu miegħu. (Nota: Fornitur ta' data jista' jiddeċiedi li ma jipparteċipax f'ekosistema ta' data jekk il-mudell ta' governanza sottostanti jkun restrittiv wisq jew permissiv wisq.)</w:t>
             </w:r>
           </w:p>
         </w:tc>
@@ -6214,7 +6214,7 @@
                 <w:i w:val="0"/>
                 <w:sz w:val="16"/>
               </w:rPr>
-              <w:t>L-orkestratur ta' ekosistema ta' data GĦANDU jkun kapaċi jaċċerta l-konformità tal-parteċipanti tagħha mal-mudell ta' governanza sottostanti.</w:t>
+              <w:t>L-orkestratur ta' ekosistema ta' data għandu jkun kapaċi jaċċerta l-konformità tal-parteċipanti tagħha mal-mudell ta' governanza sottostanti.</w:t>
             </w:r>
           </w:p>
         </w:tc>
@@ -6810,7 +6810,7 @@
                 <w:i w:val="0"/>
                 <w:sz w:val="16"/>
               </w:rPr>
-              <w:t>Il-parteċipanti fl-ekosistema JISTGĦU jagħżlu wkoll li jibqgħu anonimi jekk il-mudell ta' governanza tal-ekosistema tal-kondiviżjoni tad-data jippermetti dan. F'dan il-każ, RC5.1 sa RC5.4 jistgħu jiġu injorati.</w:t>
+              <w:t>Il-parteċipanti fl-ekosistema jistgħu jagħżlu wkoll li jibqgħu anonimi jekk il-mudell ta' governanza tal-ekosistema tal-kondiviżjoni tad-data jippermetti dan. F'dan il-każ, RC5.1 sa RC5.4 jistgħu jiġu injorati.</w:t>
             </w:r>
           </w:p>
         </w:tc>
@@ -7010,7 +7010,7 @@
                 <w:i w:val="0"/>
                 <w:sz w:val="16"/>
               </w:rPr>
-              <w:t>Fejn possibbli, mezzi elettroniċi għall-ftehim u t-terminazzjoni ta' skambju ta' data JISTGĦU jiġu pprovduti.</w:t>
+              <w:t>Fejn possibbli, mezzi elettroniċi għall-ftehim u t-terminazzjoni ta' skambju ta' data jistgħu jiġu pprovduti.</w:t>
             </w:r>
           </w:p>
         </w:tc>
@@ -7223,7 +7223,7 @@
           <w:color w:val="003399"/>
           <w:sz w:val="36"/>
         </w:rPr>
-        <w:t>MIM6 · Id-data tagħna hija sigura waqt it-trasferiment u waqt l-użu?</w:t>
+        <w:t>MIM6 · Id-data tagħna hija sigura?</w:t>
       </w:r>
     </w:p>
     <w:p>
@@ -7399,7 +7399,7 @@
           <w:i w:val="0"/>
           <w:sz w:val="20"/>
         </w:rPr>
-        <w:t>Id-drittijiet tal-aċċess huma bbażati fuq ir-rwoli, jistgħu jiġu rriveduti, u jistgħu jitneħħew; l-azzjonijiet ta' aċċess u ta' amministrazzjoni jiġu rreġistrati f'reġistru.</w:t>
+        <w:t>Id-drittijiet tal-aċċess huma bbażati fuq ir-rwoli, jistgħu jiġu rieżaminati, u jistgħu jitneħħew; l-azzjonijiet ta’ aċċess u ta’ amministrazzjoni jiġu rreġistrati f’reġistru.</w:t>
       </w:r>
     </w:p>
     <w:p>
@@ -7413,7 +7413,7 @@
           <w:color w:val="5A5A6E"/>
           <w:sz w:val="18"/>
         </w:rPr>
-        <w:t xml:space="preserve">Verifiki u reazzjonijiet għal inċidenti jsiru possibbli. Il-qtugħ ta' reġistri huwa ISO/IEC 27001:2022, Anness A, kontroll 8.15, li MIM6 jelenka fost il-prerekwiżiti tiegħu.   </w:t>
+        <w:t xml:space="preserve">Verifiki u reazzjonijiet għal inċidenti jsiru possibbli. Il-logging (iż-żamma ta' logs) huwa ISO/IEC 27001:2022, Anness A, kontroll 8.15, li MIM6 jelenka fost il-prerekwiżiti tiegħu.   </w:t>
       </w:r>
       <w:r>
         <w:rPr>
@@ -7467,7 +7467,7 @@
           <w:i w:val="0"/>
           <w:sz w:val="20"/>
         </w:rPr>
-        <w:t>Il-fornitur għandu juri allinjament ma' ISO/IEC 27001:2022 (jew ekwivalenti) għas-servizz li jopera.</w:t>
+        <w:t>L-offerent juri allinjament ma' ISO/IEC 27001:2022 (jew ekwivalenti) għas-servizz li jopera.</w:t>
       </w:r>
     </w:p>
     <w:p>
@@ -7586,7 +7586,7 @@
                 <w:i w:val="0"/>
                 <w:sz w:val="18"/>
               </w:rPr>
-              <w:t>Meta xi ħaġa tmur ħażin, ir-reġistri jgħidulek xiex u min.</w:t>
+              <w:t>Wara inċident, ir-reġistri juru x'ġara u min aġixxa.</w:t>
             </w:r>
           </w:p>
         </w:tc>
@@ -7672,7 +7672,7 @@
                 <w:i w:val="0"/>
                 <w:sz w:val="18"/>
               </w:rPr>
-              <w:t>Kontijiet ta' amministratur kondiviżi.</w:t>
+              <w:t>Kontijiet amministrattivi kondiviżi.</w:t>
             </w:r>
           </w:p>
         </w:tc>
@@ -8595,7 +8595,7 @@
           <w:color w:val="5A5A6E"/>
           <w:sz w:val="18"/>
         </w:rPr>
-        <w:t xml:space="preserve">Kull għodda GIS fis-suq tista' taqrah mill-ewwel.   </w:t>
+        <w:t xml:space="preserve">Kull għodda GIS fis-suq tista' taqraha mill-ewwel.   </w:t>
       </w:r>
       <w:r>
         <w:rPr>
@@ -8649,7 +8649,7 @@
           <w:color w:val="5A5A6E"/>
           <w:sz w:val="18"/>
         </w:rPr>
-        <w:t xml:space="preserve">Ebda liċenzji għal konvertituri, ebda sqaqien mejta.   </w:t>
+        <w:t xml:space="preserve">Ebda liċenzji għal konvertituri, ebda soluzzjonijiet bla żbokk.   </w:t>
       </w:r>
       <w:r>
         <w:rPr>
@@ -8818,7 +8818,7 @@
                 <w:i w:val="0"/>
                 <w:sz w:val="18"/>
               </w:rPr>
-              <w:t>Mappa waħda tal-belt minflok għaxar telespettaturi tal-bejjiegħa.</w:t>
+              <w:t>Mappa waħda tal-belt minflok għaxar viewers (għodod tal-wiri) tal-fornituri.</w:t>
             </w:r>
           </w:p>
           <w:p>
@@ -9308,7 +9308,7 @@
                 <w:color w:val="003399"/>
                 <w:sz w:val="16"/>
               </w:rPr>
-              <w:t>Il-bliet u l-komunitajiet għandhom mod konsistenti u persistenti kif jiddeskrivu każijiet individwali tal-karatteristiċi, oġġetti jew entitajiet kollha inklużi fis-sorsi tad-data ġeospazjali</w:t>
+              <w:t>Il-bliet u l-komunitajiet għandhom mod konsistenti u persistenti kif jiddeskrivu istanzi individwali tal-elementi spazjali (features), oġġetti jew entitajiet kollha inklużi fis-sorsi tad-data ġeospazjali</w:t>
             </w:r>
           </w:p>
         </w:tc>
@@ -9698,7 +9698,7 @@
           <w:i w:val="0"/>
           <w:sz w:val="20"/>
         </w:rPr>
-        <w:t>L-outputs jużaw formati standard (GeoJSON, CityJSON, 3D Tiles, NetCDF…) li jistgħu jintużaw minn għodod li ma tixtrix mingħand dan il-bejjiegħ.</w:t>
+        <w:t>L-outputs jużaw formati standard (GeoJSON, CityJSON, 3D Tiles, NetCDF…) li jinqraw minn għodod ta' partijiet terzi.</w:t>
       </w:r>
     </w:p>
     <w:p>
@@ -10461,7 +10461,7 @@
                 <w:i w:val="0"/>
                 <w:sz w:val="16"/>
               </w:rPr>
-              <w:t>Il-mudell GĦANDU jkun kapaċi jaċċessa d-data f'isem l-utent aħħari jew l-organizzazzjoni. Ara MIM3</w:t>
+              <w:t>Il-mudell għandu jkun kapaċi jaċċessa d-data f'isem l-utent aħħari jew l-organizzazzjoni. Ara MIM3</w:t>
             </w:r>
           </w:p>
         </w:tc>
@@ -10510,7 +10510,7 @@
                 <w:i w:val="0"/>
                 <w:sz w:val="16"/>
               </w:rPr>
-              <w:t>Biex id-data tintuża f'mudelli ta' IA, il-provenjenza u l-fiduċja għandhom jikkunsidraw li jkunu garantiti. F'xi każijiet, sors awtorevoli, bħal aġenzija tal-gvern GĦANDU jiġi elenkat.</w:t>
+              <w:t>Biex id-data tintuża f'mudelli ta' IA, il-provenjenza u l-fiduċja għandhom jikkunsidraw li jkunu garantiti. F'xi każijiet, sors awtorevoli, bħal aġenzija tal-gvern għandu jiġi elenkat.</w:t>
             </w:r>
           </w:p>
         </w:tc>
@@ -11399,7 +11399,7 @@
           <w:i w:val="0"/>
           <w:sz w:val="20"/>
         </w:rPr>
-        <w:t>Dawn il-klawsoli jappartjenu f'kull sejħa għall-offerti, tkun xi tkun qed tixtri. Huma ġejjin mill-prattika tal-akkwist madwar il-MIMs u living-in.eu. Il-biċċa l-kbira tagħhom ma tistrieħx fuq rekwiżit wieħed tal-ispeċifikazzjoni, għalhekk ma jġorru l-ebda kodiċi ta' referenza (il-verżjonar tal-APIs huwa wkoll rakkomandazzjoni MIM0 C2). Jiswew ftit biex jiġu inklużi; li tħallihom barra jista' jiswiek kollox.</w:t>
+        <w:t>Dawn il-klawsoli għandhom jiġu inklużi f'kull sejħa għall-offerti, tkun xi tkun qed tixtri. Huma ġejjin mill-prattika tal-akkwist madwar il-MIMs u living-in.eu. Il-biċċa l-kbira tagħhom ma tistrieħx fuq rekwiżit wieħed tal-ispeċifikazzjoni, għalhekk ma jġorru l-ebda kodiċi ta' referenza (il-verżjonar tal-APIs huwa wkoll rakkomandazzjoni MIM0 C2). Jiswew ftit biex jiġu inklużi; li tħallihom barra jista' jiswiek kollox.</w:t>
       </w:r>
     </w:p>
     <w:p>
@@ -11494,7 +11494,7 @@
           <w:color w:val="003399"/>
           <w:sz w:val="21"/>
         </w:rPr>
-        <w:t>X.3  Ebda tariffi għal kull utent / għal kull talba</w:t>
+        <w:t>X.3  Ebda tariffi għad-data stess</w:t>
       </w:r>
     </w:p>
     <w:p>
@@ -11507,7 +11507,7 @@
           <w:i w:val="0"/>
           <w:sz w:val="20"/>
         </w:rPr>
-        <w:t>Ebda tariffi biex il-belt taċċessa d-data tagħha stess.</w:t>
+        <w:t>L-awtorità kontraenti ma tħallas l-ebda tariffa għall-aċċess għad-data tagħha stess, la għal kull utent u lanqas għal kull talba.</w:t>
       </w:r>
     </w:p>
     <w:p>
@@ -11579,7 +11579,7 @@
           <w:i w:val="0"/>
           <w:sz w:val="20"/>
         </w:rPr>
-        <w:t>L-offerenti juru l-konformità matul l-evalwazzjoni tal-offerti minflok ma jissottomettu awtodikjarazzjonijiet. Għal API dan ifisser dokumentazzjoni interattiva ppubblikata (bħal OpenAPI) u sejħa diretta li tirritorna data valida. Kull punt immarkat jerġa' jiġi ttestjat mal-aċċettazzjoni.</w:t>
+        <w:t>L-offerenti juru l-konformità matul l-evalwazzjoni tal-offerti minflok ma jissottomettu awtodikjarazzjonijiet. Għal API dan ifisser dokumentazzjoni interattiva ppubblikata (bħal OpenAPI) u sejħa ta' prova tal-API f'ħin reali (live call) li tirritorna data valida. Kull punt immarkat jerġa' jiġi ttestjat mal-aċċettazzjoni.</w:t>
       </w:r>
     </w:p>
     <w:p>
@@ -11615,7 +11615,7 @@
           <w:i w:val="0"/>
           <w:sz w:val="20"/>
         </w:rPr>
-        <w:t>Is-sejħa ssemmi l-istandards ta' hawn fuq; stqarrijiet ta' “kompatibbli ma'” għandhom jikkwotaw l-interfaċċja u l-verżjoni eżatta. Kull referenza għal standard jew speċifikazzjoni teknika taċċetta soluzzjoni ekwivalenti; l-offerent jipprova l-ekwivalenza.</w:t>
+        <w:t>Is-sejħa ssemmi standards speċifiċi; dikjarazzjonijiet ta' kompatibbiltà (“kompatibbli ma'”) għandhom jikkwotaw l-interfaċċja u l-verżjoni eżatta. Kull referenza għal standard jew speċifikazzjoni teknika taċċetta soluzzjoni ekwivalenti; l-offerent jipprova l-ekwivalenza.</w:t>
       </w:r>
     </w:p>
     <w:p>
@@ -11683,7 +11683,7 @@
           <w:i w:val="0"/>
           <w:sz w:val="20"/>
         </w:rPr>
-        <w:t>Paġni mmarkati: MIM0, MIM1, MIM2, MIM6 u MIM7 (id-data tmur fuq mappa). Minn MIM3 punt 3.1 biss (id-data dwar il-kwalità tal-arja hija ppubblikata bħala data miftuħa, għalhekk tappartjeni f'katalgu); mhux MIM8: dan mhuwiex tewmi diġitali.</w:t>
+        <w:t>Paġni mmarkati: MIM0, MIM1, MIM2, MIM6 u MIM7 (id-data tmur fuq mappa). Minn MIM3 punt 3.1 biss (id-data dwar il-kwalità tal-arja hija ppubblikata bħala data miftuħa, għalhekk tappartjeni f'katalgu); MIM8 ma japplikax: is-sistema mhijiex tewmi diġitali.</w:t>
       </w:r>
     </w:p>
     <w:p>
@@ -11955,7 +11955,7 @@
                 <w:i w:val="0"/>
                 <w:sz w:val="18"/>
               </w:rPr>
-              <w:t>Klawżola ta' ħruġ, Drittijiet fuq id-data, Ebda tariffi għal kull utent / għal kull talba, Stabbiltà u verżjonar tal-API; it-tabella ta' konformità mimlija bħala anness</w:t>
+              <w:t>Klawżola ta' ħruġ, Drittijiet fuq id-data, Ebda tariffi għad-data stess, Stabbiltà u verżjonar tal-API; it-tabella ta' konformità mimlija bħala anness</w:t>
             </w:r>
           </w:p>
         </w:tc>
@@ -12112,7 +12112,7 @@
           <w:i w:val="0"/>
           <w:sz w:val="19"/>
         </w:rPr>
-        <w:t>4.3.23 L-offerent jimla t-tabella ta' konformità (anness mad-dokumenti tal-akkwist) u jipprovdi l-evidenza għal kull punt meħtieġ. L-offerent juri l-punti 4.3.1 sa 4.3.21 b'sejħa diretta tal-API matul l-evalwazzjoni tal-offerti; l-awtorità kontraenti terġa' tittestjahom mal-aċċettazzjoni. Il-falliment tagħhom huwa raġuni biex tiġi miċħuda l-aċċettazzjoni.</w:t>
+        <w:t>4.3.23 L-offerent jimla t-tabella ta' konformità (anness mad-dokumenti tal-akkwist) u jipprovdi l-evidenza għal kull punt meħtieġ. Matul l-evalwazzjoni tal-offerti l-offerent juri l-punti 4.3.1 sa 4.3.21 (pereżempju b'sejħa diretta tal-API); offerta li tonqos f'punt meħtieġ ma tissodisfax ir-rekwiżiti għas-suġġett tal-kuntratt. L-awtorità kontraenti terġa' tittestja l-punti mal-aċċettazzjoni; falliment f'dak l-istadju huwa raġuni biex tiġi miċħuda l-aċċettazzjoni.</w:t>
       </w:r>
     </w:p>
     <w:p>
@@ -12486,7 +12486,7 @@
           <w:color w:val="5A5A6E"/>
           <w:sz w:val="18"/>
         </w:rPr>
-        <w:t>Wegħda għall-futur hija M: il-kumitat jivverifika biss dak li l-offerent jista' juri.</w:t>
+        <w:t>Wegħda ta' funzjonalità futura tgħodd bħala M: il-kumitat jivverifika biss dak li l-offerent jista' juri. Għal punt meħtieġ, M tfisser li l-offerta ma tissodisfax ir-rekwiżiti għas-suġġett tal-kuntratt.</w:t>
       </w:r>
     </w:p>
     <w:p>
@@ -12775,7 +12775,7 @@
                 <w:i w:val="0"/>
                 <w:sz w:val="17"/>
               </w:rPr>
-              <w:t>Data li tinqara mill-magni permezz ta' API tal-web</w:t>
+              <w:t>Data li tinqara mill-magni permezz ta' API standard tal-web</w:t>
             </w:r>
           </w:p>
         </w:tc>
@@ -12857,7 +12857,7 @@
                 <w:i w:val="0"/>
                 <w:sz w:val="17"/>
               </w:rPr>
-              <w:t>Deskrizzjoni miftuħa tal-API f'indirizz stabbli</w:t>
+              <w:t>Deskrizzjoni miftuħa tal-API (OpenAPI) f'indirizz stabbli</w:t>
             </w:r>
           </w:p>
         </w:tc>
@@ -13173,7 +13173,7 @@
                 <w:color w:val="FFFFFF"/>
                 <w:sz w:val="17"/>
               </w:rPr>
-              <w:t>MIM1 · Kull ħaġa għandha isem li jibqa' għaddej?</w:t>
+              <w:t>MIM1 · Kull entità għandha identifikatur li jservi fit-tul?</w:t>
             </w:r>
           </w:p>
         </w:tc>
@@ -13869,7 +13869,7 @@
                 <w:color w:val="FFFFFF"/>
                 <w:sz w:val="17"/>
               </w:rPr>
-              <w:t>MIM3 · Nistgħu naqsmu b'termini ċari?</w:t>
+              <w:t>MIM3 · Nistgħu naqsmu d-data b'termini ċari?</w:t>
             </w:r>
           </w:p>
         </w:tc>
@@ -14135,7 +14135,7 @@
                 <w:color w:val="FFFFFF"/>
                 <w:sz w:val="17"/>
               </w:rPr>
-              <w:t>MIM6 · Id-data tagħna hija sigura waqt it-trasferiment u waqt l-użu?</w:t>
+              <w:t>MIM6 · Id-data tagħna hija sigura?</w:t>
             </w:r>
           </w:p>
         </w:tc>
@@ -15457,7 +15457,7 @@
                 <w:i w:val="0"/>
                 <w:sz w:val="17"/>
               </w:rPr>
-              <w:t>Stabbiltà tal-API: verżjonata, avviż ta' 6 xhur</w:t>
+              <w:t>Stabbiltà tal-API: verżjonata, avviż ta' 6 xhur għal bidliet inkompatibbli</w:t>
             </w:r>
           </w:p>
         </w:tc>
@@ -15579,7 +15579,7 @@
           <w:i w:val="0"/>
           <w:sz w:val="20"/>
         </w:rPr>
-        <w:t>Bieb li minnu programm wieħed jitlob data lil ieħor — fuq il-web, mingħajr ma bniedem jagħfas xejn.</w:t>
+        <w:t>Bieb li minnu programm wieħed jitlob data lil ieħor — fuq il-web, mingħajr il-ħtieġa ta' intervent manwali mill-bniedem.</w:t>
       </w:r>
     </w:p>
     <w:p>
@@ -15711,7 +15711,7 @@
           <w:i w:val="0"/>
           <w:sz w:val="20"/>
         </w:rPr>
-        <w:t>Forma internazzjonali ta' identifikatur tal-web (bħal URL, b'karattri mhux ASCII permessi). MIM1 issemmi l-entitajiet bih.</w:t>
+        <w:t>Forma internazzjonali ta' identifikatur tal-web (bħal URL, b'karattri mhux ASCII permessi). MIM1 tidentifika l-entitajiet bih.</w:t>
       </w:r>
     </w:p>
     <w:p>
@@ -15843,7 +15843,7 @@
           <w:i w:val="0"/>
           <w:sz w:val="20"/>
         </w:rPr>
-        <w:t>Regola teknika li kulħadd jista' jaqra u jimplimenta mingħajr ma jħallas jew jitlob permess.</w:t>
+        <w:t>Regola teknika li kulħadd jista' jaqra u jimplimenta mingħajr ħlas u mingħajr permess speċjali.</w:t>
       </w:r>
     </w:p>
     <w:p>
@@ -15923,7 +15923,7 @@
           <w:color w:val="003399"/>
           <w:sz w:val="20"/>
         </w:rPr>
-        <w:t xml:space="preserve">Intrappolament tal-bejjiegħ  —  </w:t>
+        <w:t xml:space="preserve">Vendor lock-in  —  </w:t>
       </w:r>
       <w:r>
         <w:rPr>
@@ -15931,7 +15931,7 @@
           <w:i w:val="0"/>
           <w:sz w:val="20"/>
         </w:rPr>
-        <w:t>Meta t-tluq minn ma' fornitur jiswa tant — f'data, formati jew tariffi — li effettivament ma tkunx tista'.</w:t>
+        <w:t>Stat fejn l-ispiża tad-data, tal-formati jew tat-tariffi tagħmilha prattikament impossibbli li tbiddel il-fornitur.</w:t>
       </w:r>
     </w:p>
     <w:p>
@@ -16079,7 +16079,7 @@
           <w:color w:val="5A5A6E"/>
           <w:sz w:val="18"/>
         </w:rPr>
-        <w:t>Miġbur mill-Ispeċifikazzjoni MIMs Plus 9.0 minn Open &amp; Agile Smart Cities (mims.oascities.org). Kontenut tal-ispeċifikazzjoni © OASC. Dan il-ktejjeb huwa gwida indipendenti b'lingwaġġ sempliċi għall-akkwist muniċipali; f'każ ta' dubju, tirbaħ l-ispeċifikazzjoni.</w:t>
+        <w:t>Miġbur mill-Ispeċifikazzjoni MIMs Plus 9.0 minn Open &amp; Agile Smart Cities (mims.oascities.org). Kontenut tal-ispeċifikazzjoni © OASC. Dan il-ktejjeb huwa gwida indipendenti b'lingwaġġ sempliċi għall-akkwist muniċipali; f'każ ta' dubju, jipprevali t-test tal-ispeċifikazzjoni.</w:t>
       </w:r>
     </w:p>
     <w:p>
@@ -16124,7 +16124,7 @@
           <w:color w:val="5A5A6E"/>
           <w:sz w:val="17"/>
         </w:rPr>
-        <w:t>v9.0.6 · 2026-09-18</w:t>
+        <w:t>v9.0.7 · 2026-09-19</w:t>
       </w:r>
     </w:p>
     <w:sectPr>
@@ -16152,7 +16152,7 @@
         <w:color w:val="5A5A6E"/>
         <w:sz w:val="16"/>
       </w:rPr>
-      <w:t xml:space="preserve">Lista ta' Verifika għall-Akkwist bl-użu tal-Mekkaniżmi Minimi għall-Interoperabbiltà (MIMs) · MIMs Plus 9.0 · v9.0.6 · 2026-09-18  ·  </w:t>
+      <w:t xml:space="preserve">Lista ta' Verifika għall-Akkwist ibbażata fuq il-Mekkaniżmi Minimi għall-Interoperabbiltà (MIMs) · MIMs Plus 9.0 · v9.0.7 · 2026-09-19  ·  </w:t>
     </w:r>
     <w:fldSimple w:instr="PAGE"/>
   </w:p>
